--- a/downloads/handouts/Unit 04/Handout 04.17 - Unit 4 Review Game Cards.docx
+++ b/downloads/handouts/Unit 04/Handout 04.17 - Unit 4 Review Game Cards.docx
@@ -6,9 +6,9 @@
       <w:pPr>
         <w:pStyle w:val="Heading1"/>
       </w:pPr>
-      <w:bookmarkStart w:id="20" w:name="handout-04.17-unit-4-review-game-cards"/>
-      <w:r>
-        <w:t xml:space="preserve">Handout 04.17: Unit 4 Review Game Cards</w:t>
+      <w:bookmarkStart w:id="20" w:name="handout-4.17-unit-4-review-game-cards"/>
+      <w:r>
+        <w:t xml:space="preserve">Handout 4.17: Unit 4 Review Game Cards</w:t>
       </w:r>
       <w:bookmarkEnd w:id="20"/>
     </w:p>
